--- a/wbe-review/WBE_Review_Compression_Map.docx
+++ b/wbe-review/WBE_Review_Compression_Map.docx
@@ -2,13 +2,13 @@
 <file path=word/document.xml><?xml version="1.0" encoding="utf-8"?>
 <w:document xmlns:w="http://schemas.openxmlformats.org/wordprocessingml/2006/main" xmlns:m="http://schemas.openxmlformats.org/officeDocument/2006/math" xmlns:r="http://schemas.openxmlformats.org/officeDocument/2006/relationships" xmlns:o="urn:schemas-microsoft-com:office:office" xmlns:v="urn:schemas-microsoft-com:vml" xmlns:w10="urn:schemas-microsoft-com:office:word" xmlns:a="http://schemas.openxmlformats.org/drawingml/2006/main" xmlns:pic="http://schemas.openxmlformats.org/drawingml/2006/picture" xmlns:wp="http://schemas.openxmlformats.org/drawingml/2006/wordprocessingDrawing">
   <w:body>
-    <w:bookmarkStart w:id="24" w:name="Xb9a9d75fd5104fbc950d3dfa9e715805ce4f2c1"/>
+    <w:bookmarkStart w:id="25" w:name="X7933b6770c023c30b01b61f38d1ed3ac53c8b06"/>
     <w:p>
       <w:pPr>
         <w:pStyle w:val="Heading1"/>
       </w:pPr>
       <w:r>
-        <w:t xml:space="preserve">Compression Map — Current Draft (Chapters 1–10) to Target 8-Part Submission Structure</w:t>
+        <w:t xml:space="preserve">Compression Map — Full Source Draft to Target 8-Part Submission Structure</w:t>
       </w:r>
     </w:p>
     <w:p>
@@ -26,10 +26,250 @@
         <w:t xml:space="preserve"> </w:t>
       </w:r>
       <w:r>
-        <w:t xml:space="preserve">Water Research compression, Phase 1 (mapping only — this file plans the cut, it does not perform it). 2026-07-18.</w:t>
+        <w:t xml:space="preserve">Water Research compression, Phase 2A (2026-07-18). This file was first built in Phase 1 and is revised here to correct the total-length target: Water Research’s actual review-article guidance is</w:t>
+      </w:r>
+      <w:r>
+        <w:t xml:space="preserve"> </w:t>
+      </w:r>
+      <w:r>
+        <w:t xml:space="preserve">“</w:t>
+      </w:r>
+      <w:r>
+        <w:t xml:space="preserve">typically fewer than 12,000 words, including references</w:t>
+      </w:r>
+      <w:r>
+        <w:t xml:space="preserve">”</w:t>
+      </w:r>
+      <w:r>
+        <w:t xml:space="preserve"> </w:t>
+      </w:r>
+      <w:r>
+        <w:t xml:space="preserve">— the Phase 1 estimate did not clearly cost references into the total, which this revision fixes. Body-part budgets below are accordingly lower than the Phase 1 version. This remains a mapping/planning file — Phase 2A’s actual condensed prose lives in</w:t>
+      </w:r>
+      <w:r>
+        <w:t xml:space="preserve"> </w:t>
+      </w:r>
+      <w:r>
+        <w:rPr>
+          <w:rStyle w:val="VerbatimChar"/>
+        </w:rPr>
+        <w:t xml:space="preserve">WBE_Review_WR_Condensed_Draft.md</w:t>
+      </w:r>
+      <w:r>
+        <w:t xml:space="preserve"> </w:t>
+      </w:r>
+      <w:r>
+        <w:t xml:space="preserve">(Parts 1-4 only this round).</w:t>
       </w:r>
     </w:p>
-    <w:bookmarkStart w:id="20" w:name="method"/>
+    <w:bookmarkStart w:id="20" w:name="Xf3ff8008c53d1b5543b1c73e11918c08f03798c"/>
+    <w:p>
+      <w:pPr>
+        <w:pStyle w:val="Heading2"/>
+      </w:pPr>
+      <w:r>
+        <w:t xml:space="preserve">Corrected total-length budget (includes references, per Water Research’s stated guidance)</w:t>
+      </w:r>
+    </w:p>
+    <w:tbl>
+      <w:tblPr>
+        <w:tblStyle w:val="Table"/>
+        <w:tblW w:type="auto" w:w="0"/>
+        <w:tblLook w:firstRow="1" w:lastRow="0" w:firstColumn="0" w:lastColumn="0" w:noHBand="0" w:noVBand="0" w:val="0020"/>
+        <w:jc w:val="start"/>
+      </w:tblPr>
+      <w:tblGrid>
+        <w:gridCol w:w="3960"/>
+        <w:gridCol w:w="3960"/>
+      </w:tblGrid>
+      <w:tr>
+        <w:trPr>
+          <w:tblHeader w:val="true"/>
+        </w:trPr>
+        <w:tc>
+          <w:tcPr/>
+          <w:p>
+            <w:pPr>
+              <w:pStyle w:val="Compact"/>
+              <w:jc w:val="left"/>
+            </w:pPr>
+            <w:r>
+              <w:t xml:space="preserve">Element</w:t>
+            </w:r>
+          </w:p>
+        </w:tc>
+        <w:tc>
+          <w:tcPr/>
+          <w:p>
+            <w:pPr>
+              <w:pStyle w:val="Compact"/>
+              <w:jc w:val="right"/>
+            </w:pPr>
+            <w:r>
+              <w:t xml:space="preserve">Target words</w:t>
+            </w:r>
+          </w:p>
+        </w:tc>
+      </w:tr>
+      <w:tr>
+        <w:tc>
+          <w:tcPr/>
+          <w:p>
+            <w:pPr>
+              <w:pStyle w:val="Compact"/>
+              <w:jc w:val="left"/>
+            </w:pPr>
+            <w:r>
+              <w:t xml:space="preserve">8-part prose body</w:t>
+            </w:r>
+          </w:p>
+        </w:tc>
+        <w:tc>
+          <w:tcPr/>
+          <w:p>
+            <w:pPr>
+              <w:pStyle w:val="Compact"/>
+              <w:jc w:val="right"/>
+            </w:pPr>
+            <w:r>
+              <w:t xml:space="preserve">7,200–7,800</w:t>
+            </w:r>
+          </w:p>
+        </w:tc>
+      </w:tr>
+      <w:tr>
+        <w:tc>
+          <w:tcPr/>
+          <w:p>
+            <w:pPr>
+              <w:pStyle w:val="Compact"/>
+              <w:jc w:val="left"/>
+            </w:pPr>
+            <w:r>
+              <w:t xml:space="preserve">In-text tables</w:t>
+            </w:r>
+          </w:p>
+        </w:tc>
+        <w:tc>
+          <w:tcPr/>
+          <w:p>
+            <w:pPr>
+              <w:pStyle w:val="Compact"/>
+              <w:jc w:val="right"/>
+            </w:pPr>
+            <w:r>
+              <w:t xml:space="preserve">650–850</w:t>
+            </w:r>
+          </w:p>
+        </w:tc>
+      </w:tr>
+      <w:tr>
+        <w:tc>
+          <w:tcPr/>
+          <w:p>
+            <w:pPr>
+              <w:pStyle w:val="Compact"/>
+              <w:jc w:val="left"/>
+            </w:pPr>
+            <w:r>
+              <w:t xml:space="preserve">Abstract, figure captions, table captions</w:t>
+            </w:r>
+          </w:p>
+        </w:tc>
+        <w:tc>
+          <w:tcPr/>
+          <w:p>
+            <w:pPr>
+              <w:pStyle w:val="Compact"/>
+              <w:jc w:val="right"/>
+            </w:pPr>
+            <w:r>
+              <w:t xml:space="preserve">350–500</w:t>
+            </w:r>
+          </w:p>
+        </w:tc>
+      </w:tr>
+      <w:tr>
+        <w:tc>
+          <w:tcPr/>
+          <w:p>
+            <w:pPr>
+              <w:pStyle w:val="Compact"/>
+              <w:jc w:val="left"/>
+            </w:pPr>
+            <w:r>
+              <w:t xml:space="preserve">References (current 67 active)</w:t>
+            </w:r>
+          </w:p>
+        </w:tc>
+        <w:tc>
+          <w:tcPr/>
+          <w:p>
+            <w:pPr>
+              <w:pStyle w:val="Compact"/>
+              <w:jc w:val="right"/>
+            </w:pPr>
+            <w:r>
+              <w:t xml:space="preserve">1,800–2,200</w:t>
+            </w:r>
+          </w:p>
+        </w:tc>
+      </w:tr>
+      <w:tr>
+        <w:tc>
+          <w:tcPr/>
+          <w:p>
+            <w:pPr>
+              <w:pStyle w:val="Compact"/>
+              <w:jc w:val="left"/>
+            </w:pPr>
+            <w:r>
+              <w:rPr>
+                <w:bCs/>
+                <w:b/>
+              </w:rPr>
+              <w:t xml:space="preserve">Estimated total</w:t>
+            </w:r>
+          </w:p>
+        </w:tc>
+        <w:tc>
+          <w:tcPr/>
+          <w:p>
+            <w:pPr>
+              <w:pStyle w:val="Compact"/>
+              <w:jc w:val="right"/>
+            </w:pPr>
+            <w:r>
+              <w:rPr>
+                <w:bCs/>
+                <w:b/>
+              </w:rPr>
+              <w:t xml:space="preserve">10,000–11,350</w:t>
+            </w:r>
+          </w:p>
+        </w:tc>
+      </w:tr>
+    </w:tbl>
+    <w:p>
+      <w:pPr>
+        <w:pStyle w:val="BodyText"/>
+      </w:pPr>
+      <w:r>
+        <w:rPr>
+          <w:bCs/>
+          <w:b/>
+        </w:rPr>
+        <w:t xml:space="preserve">Control thresholds:</w:t>
+      </w:r>
+      <w:r>
+        <w:t xml:space="preserve"> </w:t>
+      </w:r>
+      <w:r>
+        <w:t xml:space="preserve">ideal total ≤10,800 words; ≥11,300 is a warning threshold; the Phase 2 draft must not exceed 11,500 words under any circumstance; at least 500 words of headroom below the ceiling must be preserved for references that a future formal database search will add beyond the current 67. Highlights are a separate journal-required file, not counted against this budget, and are not produced this round.</w:t>
+      </w:r>
+    </w:p>
+    <w:bookmarkEnd w:id="20"/>
+    <w:bookmarkStart w:id="21" w:name="method"/>
     <w:p>
       <w:pPr>
         <w:pStyle w:val="Heading2"/>
@@ -200,8 +440,8 @@
         <w:t xml:space="preserve">per the priority audit’s own disposition — they were never candidates for main-text survival regardless of chapter-part assignment.</w:t>
       </w:r>
     </w:p>
-    <w:bookmarkEnd w:id="20"/>
-    <w:bookmarkStart w:id="21" w:name="X413686414045ae23701493707d3d0e0a01ae060"/>
+    <w:bookmarkEnd w:id="21"/>
+    <w:bookmarkStart w:id="22" w:name="X413686414045ae23701493707d3d0e0a01ae060"/>
     <w:p>
       <w:pPr>
         <w:pStyle w:val="Heading2"/>
@@ -296,7 +536,7 @@
               <w:jc w:val="right"/>
             </w:pPr>
             <w:r>
-              <w:t xml:space="preserve">900</w:t>
+              <w:t xml:space="preserve">800</w:t>
             </w:r>
           </w:p>
         </w:tc>
@@ -334,7 +574,7 @@
               <w:jc w:val="right"/>
             </w:pPr>
             <w:r>
-              <w:t xml:space="preserve">1000</w:t>
+              <w:t xml:space="preserve">900</w:t>
             </w:r>
           </w:p>
         </w:tc>
@@ -372,7 +612,7 @@
               <w:jc w:val="right"/>
             </w:pPr>
             <w:r>
-              <w:t xml:space="preserve">1400</w:t>
+              <w:t xml:space="preserve">1275</w:t>
             </w:r>
           </w:p>
         </w:tc>
@@ -410,7 +650,7 @@
               <w:jc w:val="right"/>
             </w:pPr>
             <w:r>
-              <w:t xml:space="preserve">1300</w:t>
+              <w:t xml:space="preserve">1175</w:t>
             </w:r>
           </w:p>
         </w:tc>
@@ -448,7 +688,7 @@
               <w:jc w:val="right"/>
             </w:pPr>
             <w:r>
-              <w:t xml:space="preserve">1750</w:t>
+              <w:t xml:space="preserve">1300</w:t>
             </w:r>
           </w:p>
         </w:tc>
@@ -486,7 +726,7 @@
               <w:jc w:val="right"/>
             </w:pPr>
             <w:r>
-              <w:t xml:space="preserve">1000</w:t>
+              <w:t xml:space="preserve">750</w:t>
             </w:r>
           </w:p>
         </w:tc>
@@ -524,7 +764,7 @@
               <w:jc w:val="right"/>
             </w:pPr>
             <w:r>
-              <w:t xml:space="preserve">800</w:t>
+              <w:t xml:space="preserve">600</w:t>
             </w:r>
           </w:p>
         </w:tc>
@@ -598,8 +838,8 @@
         <w:t xml:space="preserve">, and per the task’s explicit instruction, Research priorities is capped at 5-7 testable tasks (not a full Chapter 11) and Conclusions at 300-400 words (not a full Chapter 12).</w:t>
       </w:r>
     </w:p>
-    <w:bookmarkEnd w:id="21"/>
-    <w:bookmarkStart w:id="22" w:name="X151ce545ec86e8b19138bdbf45025b701551047"/>
+    <w:bookmarkEnd w:id="22"/>
+    <w:bookmarkStart w:id="23" w:name="X151ce545ec86e8b19138bdbf45025b701551047"/>
     <w:p>
       <w:pPr>
         <w:pStyle w:val="Heading2"/>
@@ -918,7 +1158,7 @@
               <w:jc w:val="right"/>
             </w:pPr>
             <w:r>
-              <w:t xml:space="preserve">709</w:t>
+              <w:t xml:space="preserve">630</w:t>
             </w:r>
           </w:p>
         </w:tc>
@@ -1468,7 +1708,7 @@
               <w:jc w:val="right"/>
             </w:pPr>
             <w:r>
-              <w:t xml:space="preserve">110</w:t>
+              <w:t xml:space="preserve">98</w:t>
             </w:r>
           </w:p>
         </w:tc>
@@ -1578,7 +1818,7 @@
               <w:jc w:val="right"/>
             </w:pPr>
             <w:r>
-              <w:t xml:space="preserve">53</w:t>
+              <w:t xml:space="preserve">47</w:t>
             </w:r>
           </w:p>
         </w:tc>
@@ -1688,7 +1928,7 @@
               <w:jc w:val="right"/>
             </w:pPr>
             <w:r>
-              <w:t xml:space="preserve">29</w:t>
+              <w:t xml:space="preserve">25</w:t>
             </w:r>
           </w:p>
         </w:tc>
@@ -1798,7 +2038,7 @@
               <w:jc w:val="right"/>
             </w:pPr>
             <w:r>
-              <w:t xml:space="preserve">10</w:t>
+              <w:t xml:space="preserve">9</w:t>
             </w:r>
           </w:p>
         </w:tc>
@@ -1908,7 +2148,7 @@
               <w:jc w:val="right"/>
             </w:pPr>
             <w:r>
-              <w:t xml:space="preserve">544</w:t>
+              <w:t xml:space="preserve">490</w:t>
             </w:r>
           </w:p>
         </w:tc>
@@ -2018,7 +2258,7 @@
               <w:jc w:val="right"/>
             </w:pPr>
             <w:r>
-              <w:t xml:space="preserve">329</w:t>
+              <w:t xml:space="preserve">297</w:t>
             </w:r>
           </w:p>
         </w:tc>
@@ -2128,7 +2368,7 @@
               <w:jc w:val="right"/>
             </w:pPr>
             <w:r>
-              <w:t xml:space="preserve">117</w:t>
+              <w:t xml:space="preserve">105</w:t>
             </w:r>
           </w:p>
         </w:tc>
@@ -2238,7 +2478,7 @@
               <w:jc w:val="right"/>
             </w:pPr>
             <w:r>
-              <w:t xml:space="preserve">95</w:t>
+              <w:t xml:space="preserve">87</w:t>
             </w:r>
           </w:p>
         </w:tc>
@@ -2348,7 +2588,7 @@
               <w:jc w:val="right"/>
             </w:pPr>
             <w:r>
-              <w:t xml:space="preserve">357</w:t>
+              <w:t xml:space="preserve">325</w:t>
             </w:r>
           </w:p>
         </w:tc>
@@ -2458,7 +2698,7 @@
               <w:jc w:val="right"/>
             </w:pPr>
             <w:r>
-              <w:t xml:space="preserve">434</w:t>
+              <w:t xml:space="preserve">396</w:t>
             </w:r>
           </w:p>
         </w:tc>
@@ -2568,7 +2808,7 @@
               <w:jc w:val="right"/>
             </w:pPr>
             <w:r>
-              <w:t xml:space="preserve">513</w:t>
+              <w:t xml:space="preserve">467</w:t>
             </w:r>
           </w:p>
         </w:tc>
@@ -2788,7 +3028,7 @@
               <w:jc w:val="right"/>
             </w:pPr>
             <w:r>
-              <w:t xml:space="preserve">95</w:t>
+              <w:t xml:space="preserve">86</w:t>
             </w:r>
           </w:p>
         </w:tc>
@@ -2898,7 +3138,7 @@
               <w:jc w:val="right"/>
             </w:pPr>
             <w:r>
-              <w:t xml:space="preserve">36</w:t>
+              <w:t xml:space="preserve">33</w:t>
             </w:r>
           </w:p>
         </w:tc>
@@ -3008,7 +3248,7 @@
               <w:jc w:val="right"/>
             </w:pPr>
             <w:r>
-              <w:t xml:space="preserve">48</w:t>
+              <w:t xml:space="preserve">43</w:t>
             </w:r>
           </w:p>
         </w:tc>
@@ -3118,7 +3358,7 @@
               <w:jc w:val="right"/>
             </w:pPr>
             <w:r>
-              <w:t xml:space="preserve">20</w:t>
+              <w:t xml:space="preserve">18</w:t>
             </w:r>
           </w:p>
         </w:tc>
@@ -3228,7 +3468,7 @@
               <w:jc w:val="right"/>
             </w:pPr>
             <w:r>
-              <w:t xml:space="preserve">20</w:t>
+              <w:t xml:space="preserve">18</w:t>
             </w:r>
           </w:p>
         </w:tc>
@@ -3350,7 +3590,7 @@
               <w:jc w:val="right"/>
             </w:pPr>
             <w:r>
-              <w:t xml:space="preserve">120</w:t>
+              <w:t xml:space="preserve">109</w:t>
             </w:r>
           </w:p>
         </w:tc>
@@ -3460,7 +3700,7 @@
               <w:jc w:val="right"/>
             </w:pPr>
             <w:r>
-              <w:t xml:space="preserve">44</w:t>
+              <w:t xml:space="preserve">40</w:t>
             </w:r>
           </w:p>
         </w:tc>
@@ -3570,7 +3810,7 @@
               <w:jc w:val="right"/>
             </w:pPr>
             <w:r>
-              <w:t xml:space="preserve">98</w:t>
+              <w:t xml:space="preserve">88</w:t>
             </w:r>
           </w:p>
         </w:tc>
@@ -3790,7 +4030,7 @@
               <w:jc w:val="right"/>
             </w:pPr>
             <w:r>
-              <w:t xml:space="preserve">73</w:t>
+              <w:t xml:space="preserve">66</w:t>
             </w:r>
           </w:p>
         </w:tc>
@@ -3900,7 +4140,7 @@
               <w:jc w:val="right"/>
             </w:pPr>
             <w:r>
-              <w:t xml:space="preserve">66</w:t>
+              <w:t xml:space="preserve">60</w:t>
             </w:r>
           </w:p>
         </w:tc>
@@ -4010,7 +4250,7 @@
               <w:jc w:val="right"/>
             </w:pPr>
             <w:r>
-              <w:t xml:space="preserve">63</w:t>
+              <w:t xml:space="preserve">57</w:t>
             </w:r>
           </w:p>
         </w:tc>
@@ -4120,7 +4360,7 @@
               <w:jc w:val="right"/>
             </w:pPr>
             <w:r>
-              <w:t xml:space="preserve">54</w:t>
+              <w:t xml:space="preserve">49</w:t>
             </w:r>
           </w:p>
         </w:tc>
@@ -4230,7 +4470,7 @@
               <w:jc w:val="right"/>
             </w:pPr>
             <w:r>
-              <w:t xml:space="preserve">53</w:t>
+              <w:t xml:space="preserve">48</w:t>
             </w:r>
           </w:p>
         </w:tc>
@@ -4340,7 +4580,7 @@
               <w:jc w:val="right"/>
             </w:pPr>
             <w:r>
-              <w:t xml:space="preserve">62</w:t>
+              <w:t xml:space="preserve">56</w:t>
             </w:r>
           </w:p>
         </w:tc>
@@ -4450,7 +4690,7 @@
               <w:jc w:val="right"/>
             </w:pPr>
             <w:r>
-              <w:t xml:space="preserve">239</w:t>
+              <w:t xml:space="preserve">216</w:t>
             </w:r>
           </w:p>
         </w:tc>
@@ -4578,7 +4818,7 @@
               <w:jc w:val="right"/>
             </w:pPr>
             <w:r>
-              <w:t xml:space="preserve">50</w:t>
+              <w:t xml:space="preserve">46</w:t>
             </w:r>
           </w:p>
         </w:tc>
@@ -4688,7 +4928,7 @@
               <w:jc w:val="right"/>
             </w:pPr>
             <w:r>
-              <w:t xml:space="preserve">82</w:t>
+              <w:t xml:space="preserve">74</w:t>
             </w:r>
           </w:p>
         </w:tc>
@@ -4798,7 +5038,7 @@
               <w:jc w:val="right"/>
             </w:pPr>
             <w:r>
-              <w:t xml:space="preserve">60</w:t>
+              <w:t xml:space="preserve">54</w:t>
             </w:r>
           </w:p>
         </w:tc>
@@ -4908,7 +5148,7 @@
               <w:jc w:val="right"/>
             </w:pPr>
             <w:r>
-              <w:t xml:space="preserve">15</w:t>
+              <w:t xml:space="preserve">14</w:t>
             </w:r>
           </w:p>
         </w:tc>
@@ -5128,7 +5368,7 @@
               <w:jc w:val="right"/>
             </w:pPr>
             <w:r>
-              <w:t xml:space="preserve">141</w:t>
+              <w:t xml:space="preserve">105</w:t>
             </w:r>
           </w:p>
         </w:tc>
@@ -5238,7 +5478,7 @@
               <w:jc w:val="right"/>
             </w:pPr>
             <w:r>
-              <w:t xml:space="preserve">183</w:t>
+              <w:t xml:space="preserve">136</w:t>
             </w:r>
           </w:p>
         </w:tc>
@@ -5348,7 +5588,7 @@
               <w:jc w:val="right"/>
             </w:pPr>
             <w:r>
-              <w:t xml:space="preserve">93</w:t>
+              <w:t xml:space="preserve">69</w:t>
             </w:r>
           </w:p>
         </w:tc>
@@ -5458,7 +5698,7 @@
               <w:jc w:val="right"/>
             </w:pPr>
             <w:r>
-              <w:t xml:space="preserve">142</w:t>
+              <w:t xml:space="preserve">105</w:t>
             </w:r>
           </w:p>
         </w:tc>
@@ -5568,7 +5808,7 @@
               <w:jc w:val="right"/>
             </w:pPr>
             <w:r>
-              <w:t xml:space="preserve">182</w:t>
+              <w:t xml:space="preserve">135</w:t>
             </w:r>
           </w:p>
         </w:tc>
@@ -5696,7 +5936,7 @@
               <w:jc w:val="right"/>
             </w:pPr>
             <w:r>
-              <w:t xml:space="preserve">50</w:t>
+              <w:t xml:space="preserve">37</w:t>
             </w:r>
           </w:p>
         </w:tc>
@@ -5806,7 +6046,7 @@
               <w:jc w:val="right"/>
             </w:pPr>
             <w:r>
-              <w:t xml:space="preserve">49</w:t>
+              <w:t xml:space="preserve">37</w:t>
             </w:r>
           </w:p>
         </w:tc>
@@ -5916,7 +6156,7 @@
               <w:jc w:val="right"/>
             </w:pPr>
             <w:r>
-              <w:t xml:space="preserve">33</w:t>
+              <w:t xml:space="preserve">25</w:t>
             </w:r>
           </w:p>
         </w:tc>
@@ -6026,7 +6266,7 @@
               <w:jc w:val="right"/>
             </w:pPr>
             <w:r>
-              <w:t xml:space="preserve">13</w:t>
+              <w:t xml:space="preserve">10</w:t>
             </w:r>
           </w:p>
         </w:tc>
@@ -6136,7 +6376,7 @@
               <w:jc w:val="right"/>
             </w:pPr>
             <w:r>
-              <w:t xml:space="preserve">11</w:t>
+              <w:t xml:space="preserve">8</w:t>
             </w:r>
           </w:p>
         </w:tc>
@@ -6246,7 +6486,7 @@
               <w:jc w:val="right"/>
             </w:pPr>
             <w:r>
-              <w:t xml:space="preserve">46</w:t>
+              <w:t xml:space="preserve">34</w:t>
             </w:r>
           </w:p>
         </w:tc>
@@ -6374,7 +6614,7 @@
               <w:jc w:val="right"/>
             </w:pPr>
             <w:r>
-              <w:t xml:space="preserve">40</w:t>
+              <w:t xml:space="preserve">30</w:t>
             </w:r>
           </w:p>
         </w:tc>
@@ -6484,7 +6724,7 @@
               <w:jc w:val="right"/>
             </w:pPr>
             <w:r>
-              <w:t xml:space="preserve">50</w:t>
+              <w:t xml:space="preserve">37</w:t>
             </w:r>
           </w:p>
         </w:tc>
@@ -6594,7 +6834,7 @@
               <w:jc w:val="right"/>
             </w:pPr>
             <w:r>
-              <w:t xml:space="preserve">43</w:t>
+              <w:t xml:space="preserve">32</w:t>
             </w:r>
           </w:p>
         </w:tc>
@@ -6704,7 +6944,7 @@
               <w:jc w:val="right"/>
             </w:pPr>
             <w:r>
-              <w:t xml:space="preserve">36</w:t>
+              <w:t xml:space="preserve">27</w:t>
             </w:r>
           </w:p>
         </w:tc>
@@ -6814,7 +7054,7 @@
               <w:jc w:val="right"/>
             </w:pPr>
             <w:r>
-              <w:t xml:space="preserve">22</w:t>
+              <w:t xml:space="preserve">16</w:t>
             </w:r>
           </w:p>
         </w:tc>
@@ -6924,7 +7164,7 @@
               <w:jc w:val="right"/>
             </w:pPr>
             <w:r>
-              <w:t xml:space="preserve">24</w:t>
+              <w:t xml:space="preserve">18</w:t>
             </w:r>
           </w:p>
         </w:tc>
@@ -7034,7 +7274,7 @@
               <w:jc w:val="right"/>
             </w:pPr>
             <w:r>
-              <w:t xml:space="preserve">55</w:t>
+              <w:t xml:space="preserve">41</w:t>
             </w:r>
           </w:p>
         </w:tc>
@@ -7144,7 +7384,7 @@
               <w:jc w:val="right"/>
             </w:pPr>
             <w:r>
-              <w:t xml:space="preserve">23</w:t>
+              <w:t xml:space="preserve">17</w:t>
             </w:r>
           </w:p>
         </w:tc>
@@ -7254,7 +7494,7 @@
               <w:jc w:val="right"/>
             </w:pPr>
             <w:r>
-              <w:t xml:space="preserve">44</w:t>
+              <w:t xml:space="preserve">33</w:t>
             </w:r>
           </w:p>
         </w:tc>
@@ -7364,7 +7604,7 @@
               <w:jc w:val="right"/>
             </w:pPr>
             <w:r>
-              <w:t xml:space="preserve">55</w:t>
+              <w:t xml:space="preserve">41</w:t>
             </w:r>
           </w:p>
         </w:tc>
@@ -7486,7 +7726,7 @@
               <w:jc w:val="right"/>
             </w:pPr>
             <w:r>
-              <w:t xml:space="preserve">52</w:t>
+              <w:t xml:space="preserve">38</w:t>
             </w:r>
           </w:p>
         </w:tc>
@@ -7596,7 +7836,7 @@
               <w:jc w:val="right"/>
             </w:pPr>
             <w:r>
-              <w:t xml:space="preserve">45</w:t>
+              <w:t xml:space="preserve">34</w:t>
             </w:r>
           </w:p>
         </w:tc>
@@ -7706,7 +7946,7 @@
               <w:jc w:val="right"/>
             </w:pPr>
             <w:r>
-              <w:t xml:space="preserve">38</w:t>
+              <w:t xml:space="preserve">28</w:t>
             </w:r>
           </w:p>
         </w:tc>
@@ -7834,7 +8074,7 @@
               <w:jc w:val="right"/>
             </w:pPr>
             <w:r>
-              <w:t xml:space="preserve">53</w:t>
+              <w:t xml:space="preserve">39</w:t>
             </w:r>
           </w:p>
         </w:tc>
@@ -7944,7 +8184,7 @@
               <w:jc w:val="right"/>
             </w:pPr>
             <w:r>
-              <w:t xml:space="preserve">26</w:t>
+              <w:t xml:space="preserve">19</w:t>
             </w:r>
           </w:p>
         </w:tc>
@@ -8054,7 +8294,7 @@
               <w:jc w:val="right"/>
             </w:pPr>
             <w:r>
-              <w:t xml:space="preserve">37</w:t>
+              <w:t xml:space="preserve">28</w:t>
             </w:r>
           </w:p>
         </w:tc>
@@ -8164,7 +8404,7 @@
               <w:jc w:val="right"/>
             </w:pPr>
             <w:r>
-              <w:t xml:space="preserve">92</w:t>
+              <w:t xml:space="preserve">68</w:t>
             </w:r>
           </w:p>
         </w:tc>
@@ -8274,7 +8514,7 @@
               <w:jc w:val="right"/>
             </w:pPr>
             <w:r>
-              <w:t xml:space="preserve">33</w:t>
+              <w:t xml:space="preserve">24</w:t>
             </w:r>
           </w:p>
         </w:tc>
@@ -8384,7 +8624,7 @@
               <w:jc w:val="right"/>
             </w:pPr>
             <w:r>
-              <w:t xml:space="preserve">32</w:t>
+              <w:t xml:space="preserve">24</w:t>
             </w:r>
           </w:p>
         </w:tc>
@@ -8494,7 +8734,7 @@
               <w:jc w:val="right"/>
             </w:pPr>
             <w:r>
-              <w:t xml:space="preserve">7</w:t>
+              <w:t xml:space="preserve">6</w:t>
             </w:r>
           </w:p>
         </w:tc>
@@ -8714,7 +8954,7 @@
               <w:jc w:val="right"/>
             </w:pPr>
             <w:r>
-              <w:t xml:space="preserve">44</w:t>
+              <w:t xml:space="preserve">33</w:t>
             </w:r>
           </w:p>
         </w:tc>
@@ -8824,7 +9064,7 @@
               <w:jc w:val="right"/>
             </w:pPr>
             <w:r>
-              <w:t xml:space="preserve">120</w:t>
+              <w:t xml:space="preserve">90</w:t>
             </w:r>
           </w:p>
         </w:tc>
@@ -8934,7 +9174,7 @@
               <w:jc w:val="right"/>
             </w:pPr>
             <w:r>
-              <w:t xml:space="preserve">112</w:t>
+              <w:t xml:space="preserve">84</w:t>
             </w:r>
           </w:p>
         </w:tc>
@@ -9044,7 +9284,7 @@
               <w:jc w:val="right"/>
             </w:pPr>
             <w:r>
-              <w:t xml:space="preserve">86</w:t>
+              <w:t xml:space="preserve">65</w:t>
             </w:r>
           </w:p>
         </w:tc>
@@ -9154,7 +9394,7 @@
               <w:jc w:val="right"/>
             </w:pPr>
             <w:r>
-              <w:t xml:space="preserve">89</w:t>
+              <w:t xml:space="preserve">66</w:t>
             </w:r>
           </w:p>
         </w:tc>
@@ -9264,7 +9504,7 @@
               <w:jc w:val="right"/>
             </w:pPr>
             <w:r>
-              <w:t xml:space="preserve">121</w:t>
+              <w:t xml:space="preserve">90</w:t>
             </w:r>
           </w:p>
         </w:tc>
@@ -9374,7 +9614,7 @@
               <w:jc w:val="right"/>
             </w:pPr>
             <w:r>
-              <w:t xml:space="preserve">118</w:t>
+              <w:t xml:space="preserve">89</w:t>
             </w:r>
           </w:p>
         </w:tc>
@@ -9484,7 +9724,7 @@
               <w:jc w:val="right"/>
             </w:pPr>
             <w:r>
-              <w:t xml:space="preserve">122</w:t>
+              <w:t xml:space="preserve">91</w:t>
             </w:r>
           </w:p>
         </w:tc>
@@ -9594,7 +9834,7 @@
               <w:jc w:val="right"/>
             </w:pPr>
             <w:r>
-              <w:t xml:space="preserve">63</w:t>
+              <w:t xml:space="preserve">47</w:t>
             </w:r>
           </w:p>
         </w:tc>
@@ -9704,7 +9944,7 @@
               <w:jc w:val="right"/>
             </w:pPr>
             <w:r>
-              <w:t xml:space="preserve">69</w:t>
+              <w:t xml:space="preserve">52</w:t>
             </w:r>
           </w:p>
         </w:tc>
@@ -9847,7 +10087,7 @@
               <w:jc w:val="right"/>
             </w:pPr>
             <w:r>
-              <w:t xml:space="preserve">57</w:t>
+              <w:t xml:space="preserve">43</w:t>
             </w:r>
           </w:p>
         </w:tc>
@@ -10177,7 +10417,7 @@
               <w:jc w:val="right"/>
             </w:pPr>
             <w:r>
-              <w:t xml:space="preserve">30</w:t>
+              <w:t xml:space="preserve">22</w:t>
             </w:r>
           </w:p>
         </w:tc>
@@ -10287,7 +10527,7 @@
               <w:jc w:val="right"/>
             </w:pPr>
             <w:r>
-              <w:t xml:space="preserve">53</w:t>
+              <w:t xml:space="preserve">40</w:t>
             </w:r>
           </w:p>
         </w:tc>
@@ -10397,7 +10637,7 @@
               <w:jc w:val="right"/>
             </w:pPr>
             <w:r>
-              <w:t xml:space="preserve">41</w:t>
+              <w:t xml:space="preserve">31</w:t>
             </w:r>
           </w:p>
         </w:tc>
@@ -10507,7 +10747,7 @@
               <w:jc w:val="right"/>
             </w:pPr>
             <w:r>
-              <w:t xml:space="preserve">49</w:t>
+              <w:t xml:space="preserve">37</w:t>
             </w:r>
           </w:p>
         </w:tc>
@@ -10617,7 +10857,7 @@
               <w:jc w:val="right"/>
             </w:pPr>
             <w:r>
-              <w:t xml:space="preserve">60</w:t>
+              <w:t xml:space="preserve">45</w:t>
             </w:r>
           </w:p>
         </w:tc>
@@ -10727,7 +10967,7 @@
               <w:jc w:val="right"/>
             </w:pPr>
             <w:r>
-              <w:t xml:space="preserve">76</w:t>
+              <w:t xml:space="preserve">57</w:t>
             </w:r>
           </w:p>
         </w:tc>
@@ -10837,7 +11077,7 @@
               <w:jc w:val="right"/>
             </w:pPr>
             <w:r>
-              <w:t xml:space="preserve">61</w:t>
+              <w:t xml:space="preserve">45</w:t>
             </w:r>
           </w:p>
         </w:tc>
@@ -10947,7 +11187,7 @@
               <w:jc w:val="right"/>
             </w:pPr>
             <w:r>
-              <w:t xml:space="preserve">49</w:t>
+              <w:t xml:space="preserve">37</w:t>
             </w:r>
           </w:p>
         </w:tc>
@@ -11057,7 +11297,7 @@
               <w:jc w:val="right"/>
             </w:pPr>
             <w:r>
-              <w:t xml:space="preserve">54</w:t>
+              <w:t xml:space="preserve">41</w:t>
             </w:r>
           </w:p>
         </w:tc>
@@ -11167,7 +11407,7 @@
               <w:jc w:val="right"/>
             </w:pPr>
             <w:r>
-              <w:t xml:space="preserve">63</w:t>
+              <w:t xml:space="preserve">47</w:t>
             </w:r>
           </w:p>
         </w:tc>
@@ -11277,7 +11517,7 @@
               <w:jc w:val="right"/>
             </w:pPr>
             <w:r>
-              <w:t xml:space="preserve">100</w:t>
+              <w:t xml:space="preserve">75</w:t>
             </w:r>
           </w:p>
         </w:tc>
@@ -11387,7 +11627,7 @@
               <w:jc w:val="right"/>
             </w:pPr>
             <w:r>
-              <w:t xml:space="preserve">112</w:t>
+              <w:t xml:space="preserve">84</w:t>
             </w:r>
           </w:p>
         </w:tc>
@@ -11497,7 +11737,7 @@
               <w:jc w:val="right"/>
             </w:pPr>
             <w:r>
-              <w:t xml:space="preserve">52</w:t>
+              <w:t xml:space="preserve">39</w:t>
             </w:r>
           </w:p>
         </w:tc>
@@ -12419,8 +12659,8 @@
         </w:tc>
       </w:tr>
     </w:tbl>
-    <w:bookmarkEnd w:id="22"/>
-    <w:bookmarkStart w:id="23" w:name="X7792e5938f4646ec5e4f083307c86fd3c8a2819"/>
+    <w:bookmarkEnd w:id="23"/>
+    <w:bookmarkStart w:id="24" w:name="X7792e5938f4646ec5e4f083307c86fd3c8a2819"/>
     <w:p>
       <w:pPr>
         <w:pStyle w:val="Heading2"/>
@@ -12541,31 +12781,31 @@
               <w:jc w:val="right"/>
             </w:pPr>
             <w:r>
-              <w:t xml:space="preserve">901</w:t>
-            </w:r>
-          </w:p>
-        </w:tc>
-        <w:tc>
-          <w:tcPr/>
-          <w:p>
-            <w:pPr>
-              <w:pStyle w:val="Compact"/>
-              <w:jc w:val="right"/>
-            </w:pPr>
-            <w:r>
-              <w:t xml:space="preserve">900</w:t>
-            </w:r>
-          </w:p>
-        </w:tc>
-        <w:tc>
-          <w:tcPr/>
-          <w:p>
-            <w:pPr>
-              <w:pStyle w:val="Compact"/>
-              <w:jc w:val="left"/>
-            </w:pPr>
-            <w:r>
-              <w:t xml:space="preserve">off by 1 (rounding)</w:t>
+              <w:t xml:space="preserve">800</w:t>
+            </w:r>
+          </w:p>
+        </w:tc>
+        <w:tc>
+          <w:tcPr/>
+          <w:p>
+            <w:pPr>
+              <w:pStyle w:val="Compact"/>
+              <w:jc w:val="right"/>
+            </w:pPr>
+            <w:r>
+              <w:t xml:space="preserve">800</w:t>
+            </w:r>
+          </w:p>
+        </w:tc>
+        <w:tc>
+          <w:tcPr/>
+          <w:p>
+            <w:pPr>
+              <w:pStyle w:val="Compact"/>
+              <w:jc w:val="left"/>
+            </w:pPr>
+            <w:r>
+              <w:t xml:space="preserve">exact (by construction of the rescaling step)</w:t>
             </w:r>
           </w:p>
         </w:tc>
@@ -12603,31 +12843,31 @@
               <w:jc w:val="right"/>
             </w:pPr>
             <w:r>
-              <w:t xml:space="preserve">1000</w:t>
-            </w:r>
-          </w:p>
-        </w:tc>
-        <w:tc>
-          <w:tcPr/>
-          <w:p>
-            <w:pPr>
-              <w:pStyle w:val="Compact"/>
-              <w:jc w:val="right"/>
-            </w:pPr>
-            <w:r>
-              <w:t xml:space="preserve">1000</w:t>
-            </w:r>
-          </w:p>
-        </w:tc>
-        <w:tc>
-          <w:tcPr/>
-          <w:p>
-            <w:pPr>
-              <w:pStyle w:val="Compact"/>
-              <w:jc w:val="left"/>
-            </w:pPr>
-            <w:r>
-              <w:t xml:space="preserve">exact (by construction of the rescaling step)</w:t>
+              <w:t xml:space="preserve">901</w:t>
+            </w:r>
+          </w:p>
+        </w:tc>
+        <w:tc>
+          <w:tcPr/>
+          <w:p>
+            <w:pPr>
+              <w:pStyle w:val="Compact"/>
+              <w:jc w:val="right"/>
+            </w:pPr>
+            <w:r>
+              <w:t xml:space="preserve">900</w:t>
+            </w:r>
+          </w:p>
+        </w:tc>
+        <w:tc>
+          <w:tcPr/>
+          <w:p>
+            <w:pPr>
+              <w:pStyle w:val="Compact"/>
+              <w:jc w:val="left"/>
+            </w:pPr>
+            <w:r>
+              <w:t xml:space="preserve">off by 1 (rounding)</w:t>
             </w:r>
           </w:p>
         </w:tc>
@@ -12665,31 +12905,31 @@
               <w:jc w:val="right"/>
             </w:pPr>
             <w:r>
-              <w:t xml:space="preserve">1399</w:t>
-            </w:r>
-          </w:p>
-        </w:tc>
-        <w:tc>
-          <w:tcPr/>
-          <w:p>
-            <w:pPr>
-              <w:pStyle w:val="Compact"/>
-              <w:jc w:val="right"/>
-            </w:pPr>
-            <w:r>
-              <w:t xml:space="preserve">1400</w:t>
-            </w:r>
-          </w:p>
-        </w:tc>
-        <w:tc>
-          <w:tcPr/>
-          <w:p>
-            <w:pPr>
-              <w:pStyle w:val="Compact"/>
-              <w:jc w:val="left"/>
-            </w:pPr>
-            <w:r>
-              <w:t xml:space="preserve">off by -1 (rounding)</w:t>
+              <w:t xml:space="preserve">1275</w:t>
+            </w:r>
+          </w:p>
+        </w:tc>
+        <w:tc>
+          <w:tcPr/>
+          <w:p>
+            <w:pPr>
+              <w:pStyle w:val="Compact"/>
+              <w:jc w:val="right"/>
+            </w:pPr>
+            <w:r>
+              <w:t xml:space="preserve">1275</w:t>
+            </w:r>
+          </w:p>
+        </w:tc>
+        <w:tc>
+          <w:tcPr/>
+          <w:p>
+            <w:pPr>
+              <w:pStyle w:val="Compact"/>
+              <w:jc w:val="left"/>
+            </w:pPr>
+            <w:r>
+              <w:t xml:space="preserve">exact (by construction of the rescaling step)</w:t>
             </w:r>
           </w:p>
         </w:tc>
@@ -12727,31 +12967,31 @@
               <w:jc w:val="right"/>
             </w:pPr>
             <w:r>
-              <w:t xml:space="preserve">1298</w:t>
-            </w:r>
-          </w:p>
-        </w:tc>
-        <w:tc>
-          <w:tcPr/>
-          <w:p>
-            <w:pPr>
-              <w:pStyle w:val="Compact"/>
-              <w:jc w:val="right"/>
-            </w:pPr>
-            <w:r>
-              <w:t xml:space="preserve">1300</w:t>
-            </w:r>
-          </w:p>
-        </w:tc>
-        <w:tc>
-          <w:tcPr/>
-          <w:p>
-            <w:pPr>
-              <w:pStyle w:val="Compact"/>
-              <w:jc w:val="left"/>
-            </w:pPr>
-            <w:r>
-              <w:t xml:space="preserve">off by -2 (rounding)</w:t>
+              <w:t xml:space="preserve">1175</w:t>
+            </w:r>
+          </w:p>
+        </w:tc>
+        <w:tc>
+          <w:tcPr/>
+          <w:p>
+            <w:pPr>
+              <w:pStyle w:val="Compact"/>
+              <w:jc w:val="right"/>
+            </w:pPr>
+            <w:r>
+              <w:t xml:space="preserve">1175</w:t>
+            </w:r>
+          </w:p>
+        </w:tc>
+        <w:tc>
+          <w:tcPr/>
+          <w:p>
+            <w:pPr>
+              <w:pStyle w:val="Compact"/>
+              <w:jc w:val="left"/>
+            </w:pPr>
+            <w:r>
+              <w:t xml:space="preserve">exact (by construction of the rescaling step)</w:t>
             </w:r>
           </w:p>
         </w:tc>
@@ -12789,31 +13029,31 @@
               <w:jc w:val="right"/>
             </w:pPr>
             <w:r>
-              <w:t xml:space="preserve">1750</w:t>
-            </w:r>
-          </w:p>
-        </w:tc>
-        <w:tc>
-          <w:tcPr/>
-          <w:p>
-            <w:pPr>
-              <w:pStyle w:val="Compact"/>
-              <w:jc w:val="right"/>
-            </w:pPr>
-            <w:r>
-              <w:t xml:space="preserve">1750</w:t>
-            </w:r>
-          </w:p>
-        </w:tc>
-        <w:tc>
-          <w:tcPr/>
-          <w:p>
-            <w:pPr>
-              <w:pStyle w:val="Compact"/>
-              <w:jc w:val="left"/>
-            </w:pPr>
-            <w:r>
-              <w:t xml:space="preserve">exact (by construction of the rescaling step)</w:t>
+              <w:t xml:space="preserve">1301</w:t>
+            </w:r>
+          </w:p>
+        </w:tc>
+        <w:tc>
+          <w:tcPr/>
+          <w:p>
+            <w:pPr>
+              <w:pStyle w:val="Compact"/>
+              <w:jc w:val="right"/>
+            </w:pPr>
+            <w:r>
+              <w:t xml:space="preserve">1300</w:t>
+            </w:r>
+          </w:p>
+        </w:tc>
+        <w:tc>
+          <w:tcPr/>
+          <w:p>
+            <w:pPr>
+              <w:pStyle w:val="Compact"/>
+              <w:jc w:val="left"/>
+            </w:pPr>
+            <w:r>
+              <w:t xml:space="preserve">off by 1 (rounding)</w:t>
             </w:r>
           </w:p>
         </w:tc>
@@ -12851,31 +13091,31 @@
               <w:jc w:val="right"/>
             </w:pPr>
             <w:r>
-              <w:t xml:space="preserve">1001</w:t>
-            </w:r>
-          </w:p>
-        </w:tc>
-        <w:tc>
-          <w:tcPr/>
-          <w:p>
-            <w:pPr>
-              <w:pStyle w:val="Compact"/>
-              <w:jc w:val="right"/>
-            </w:pPr>
-            <w:r>
-              <w:t xml:space="preserve">1000</w:t>
-            </w:r>
-          </w:p>
-        </w:tc>
-        <w:tc>
-          <w:tcPr/>
-          <w:p>
-            <w:pPr>
-              <w:pStyle w:val="Compact"/>
-              <w:jc w:val="left"/>
-            </w:pPr>
-            <w:r>
-              <w:t xml:space="preserve">off by 1 (rounding)</w:t>
+              <w:t xml:space="preserve">750</w:t>
+            </w:r>
+          </w:p>
+        </w:tc>
+        <w:tc>
+          <w:tcPr/>
+          <w:p>
+            <w:pPr>
+              <w:pStyle w:val="Compact"/>
+              <w:jc w:val="right"/>
+            </w:pPr>
+            <w:r>
+              <w:t xml:space="preserve">750</w:t>
+            </w:r>
+          </w:p>
+        </w:tc>
+        <w:tc>
+          <w:tcPr/>
+          <w:p>
+            <w:pPr>
+              <w:pStyle w:val="Compact"/>
+              <w:jc w:val="left"/>
+            </w:pPr>
+            <w:r>
+              <w:t xml:space="preserve">exact (by construction of the rescaling step)</w:t>
             </w:r>
           </w:p>
         </w:tc>
@@ -12913,19 +13153,19 @@
               <w:jc w:val="right"/>
             </w:pPr>
             <w:r>
-              <w:t xml:space="preserve">800</w:t>
-            </w:r>
-          </w:p>
-        </w:tc>
-        <w:tc>
-          <w:tcPr/>
-          <w:p>
-            <w:pPr>
-              <w:pStyle w:val="Compact"/>
-              <w:jc w:val="right"/>
-            </w:pPr>
-            <w:r>
-              <w:t xml:space="preserve">800</w:t>
+              <w:t xml:space="preserve">600</w:t>
+            </w:r>
+          </w:p>
+        </w:tc>
+        <w:tc>
+          <w:tcPr/>
+          <w:p>
+            <w:pPr>
+              <w:pStyle w:val="Compact"/>
+              <w:jc w:val="right"/>
+            </w:pPr>
+            <w:r>
+              <w:t xml:space="preserve">600</w:t>
             </w:r>
           </w:p>
         </w:tc>
@@ -13024,7 +13264,7 @@
           <w:bCs/>
           <w:b/>
         </w:rPr>
-        <w:t xml:space="preserve">Total target prose-body words across the 8 parts: 8149.</w:t>
+        <w:t xml:space="preserve">Total target prose-body words across the 8 parts: 6802.</w:t>
       </w:r>
       <w:r>
         <w:t xml:space="preserve"> </w:t>
@@ -13048,8 +13288,8 @@
         <w:t xml:space="preserve">per the task’s §7 instruction to cost those out independently.</w:t>
       </w:r>
     </w:p>
-    <w:bookmarkEnd w:id="23"/>
     <w:bookmarkEnd w:id="24"/>
+    <w:bookmarkEnd w:id="25"/>
     <w:sectPr>
       <w:pgSz w:h="15840" w:w="12240"/>
       <w:pgMar w:bottom="1008" w:left="864" w:right="864" w:top="1008"/>

--- a/wbe-review/WBE_Review_Compression_Map.docx
+++ b/wbe-review/WBE_Review_Compression_Map.docx
@@ -26,7 +26,7 @@
         <w:t xml:space="preserve"> </w:t>
       </w:r>
       <w:r>
-        <w:t xml:space="preserve">Water Research compression, Phase 2A (2026-07-18). This file was first built in Phase 1 and is revised here to correct the total-length target: Water Research’s actual review-article guidance is</w:t>
+        <w:t xml:space="preserve">Water Research compression, Phase 2B (2026-07-18). First built in Phase 1, revised in Phase 2A to correct the total-length target (Water Research review guidance:</w:t>
       </w:r>
       <w:r>
         <w:t xml:space="preserve"> </w:t>
@@ -41,10 +41,7 @@
         <w:t xml:space="preserve">”</w:t>
       </w:r>
       <w:r>
-        <w:t xml:space="preserve"> </w:t>
-      </w:r>
-      <w:r>
-        <w:t xml:space="preserve">— the Phase 1 estimate did not clearly cost references into the total, which this revision fixes. Body-part budgets below are accordingly lower than the Phase 1 version. This remains a mapping/planning file — Phase 2A’s actual condensed prose lives in</w:t>
+        <w:t xml:space="preserve">), and revised again here in Phase 2B to confirm Parts 5-8’s budgets (previously tentative placeholders) now that Parts 1-4’s actual drafted density is known. This remains a mapping/planning file — the actual condensed prose for all 8 parts lives in</w:t>
       </w:r>
       <w:r>
         <w:t xml:space="preserve"> </w:t>
@@ -56,10 +53,7 @@
         <w:t xml:space="preserve">WBE_Review_WR_Condensed_Draft.md</w:t>
       </w:r>
       <w:r>
-        <w:t xml:space="preserve"> </w:t>
-      </w:r>
-      <w:r>
-        <w:t xml:space="preserve">(Parts 1-4 only this round).</w:t>
+        <w:t xml:space="preserve">.</w:t>
       </w:r>
     </w:p>
     <w:bookmarkStart w:id="20" w:name="Xf3ff8008c53d1b5543b1c73e11918c08f03798c"/>
@@ -132,7 +126,7 @@
               <w:jc w:val="right"/>
             </w:pPr>
             <w:r>
-              <w:t xml:space="preserve">7,200–7,800</w:t>
+              <w:t xml:space="preserve">7,200–7,600</w:t>
             </w:r>
           </w:p>
         </w:tc>
@@ -244,7 +238,7 @@
                 <w:bCs/>
                 <w:b/>
               </w:rPr>
-              <w:t xml:space="preserve">10,000–11,350</w:t>
+              <w:t xml:space="preserve">10,000–11,150</w:t>
             </w:r>
           </w:p>
         </w:tc>
@@ -688,7 +682,7 @@
               <w:jc w:val="right"/>
             </w:pPr>
             <w:r>
-              <w:t xml:space="preserve">1300</w:t>
+              <w:t xml:space="preserve">1500</w:t>
             </w:r>
           </w:p>
         </w:tc>
@@ -726,7 +720,7 @@
               <w:jc w:val="right"/>
             </w:pPr>
             <w:r>
-              <w:t xml:space="preserve">750</w:t>
+              <w:t xml:space="preserve">700</w:t>
             </w:r>
           </w:p>
         </w:tc>
@@ -764,7 +758,7 @@
               <w:jc w:val="right"/>
             </w:pPr>
             <w:r>
-              <w:t xml:space="preserve">600</w:t>
+              <w:t xml:space="preserve">500</w:t>
             </w:r>
           </w:p>
         </w:tc>
@@ -802,7 +796,7 @@
               <w:jc w:val="right"/>
             </w:pPr>
             <w:r>
-              <w:t xml:space="preserve">700</w:t>
+              <w:t xml:space="preserve">550</w:t>
             </w:r>
           </w:p>
         </w:tc>
@@ -5368,7 +5362,7 @@
               <w:jc w:val="right"/>
             </w:pPr>
             <w:r>
-              <w:t xml:space="preserve">105</w:t>
+              <w:t xml:space="preserve">121</w:t>
             </w:r>
           </w:p>
         </w:tc>
@@ -5478,7 +5472,7 @@
               <w:jc w:val="right"/>
             </w:pPr>
             <w:r>
-              <w:t xml:space="preserve">136</w:t>
+              <w:t xml:space="preserve">157</w:t>
             </w:r>
           </w:p>
         </w:tc>
@@ -5588,7 +5582,7 @@
               <w:jc w:val="right"/>
             </w:pPr>
             <w:r>
-              <w:t xml:space="preserve">69</w:t>
+              <w:t xml:space="preserve">80</w:t>
             </w:r>
           </w:p>
         </w:tc>
@@ -5698,7 +5692,7 @@
               <w:jc w:val="right"/>
             </w:pPr>
             <w:r>
-              <w:t xml:space="preserve">105</w:t>
+              <w:t xml:space="preserve">122</w:t>
             </w:r>
           </w:p>
         </w:tc>
@@ -5808,7 +5802,7 @@
               <w:jc w:val="right"/>
             </w:pPr>
             <w:r>
-              <w:t xml:space="preserve">135</w:t>
+              <w:t xml:space="preserve">156</w:t>
             </w:r>
           </w:p>
         </w:tc>
@@ -5936,7 +5930,7 @@
               <w:jc w:val="right"/>
             </w:pPr>
             <w:r>
-              <w:t xml:space="preserve">37</w:t>
+              <w:t xml:space="preserve">42</w:t>
             </w:r>
           </w:p>
         </w:tc>
@@ -6046,7 +6040,7 @@
               <w:jc w:val="right"/>
             </w:pPr>
             <w:r>
-              <w:t xml:space="preserve">37</w:t>
+              <w:t xml:space="preserve">42</w:t>
             </w:r>
           </w:p>
         </w:tc>
@@ -6156,7 +6150,7 @@
               <w:jc w:val="right"/>
             </w:pPr>
             <w:r>
-              <w:t xml:space="preserve">25</w:t>
+              <w:t xml:space="preserve">28</w:t>
             </w:r>
           </w:p>
         </w:tc>
@@ -6266,7 +6260,7 @@
               <w:jc w:val="right"/>
             </w:pPr>
             <w:r>
-              <w:t xml:space="preserve">10</w:t>
+              <w:t xml:space="preserve">11</w:t>
             </w:r>
           </w:p>
         </w:tc>
@@ -6376,7 +6370,7 @@
               <w:jc w:val="right"/>
             </w:pPr>
             <w:r>
-              <w:t xml:space="preserve">8</w:t>
+              <w:t xml:space="preserve">10</w:t>
             </w:r>
           </w:p>
         </w:tc>
@@ -6486,7 +6480,7 @@
               <w:jc w:val="right"/>
             </w:pPr>
             <w:r>
-              <w:t xml:space="preserve">34</w:t>
+              <w:t xml:space="preserve">39</w:t>
             </w:r>
           </w:p>
         </w:tc>
@@ -6614,7 +6608,7 @@
               <w:jc w:val="right"/>
             </w:pPr>
             <w:r>
-              <w:t xml:space="preserve">30</w:t>
+              <w:t xml:space="preserve">34</w:t>
             </w:r>
           </w:p>
         </w:tc>
@@ -6724,7 +6718,7 @@
               <w:jc w:val="right"/>
             </w:pPr>
             <w:r>
-              <w:t xml:space="preserve">37</w:t>
+              <w:t xml:space="preserve">43</w:t>
             </w:r>
           </w:p>
         </w:tc>
@@ -6834,7 +6828,7 @@
               <w:jc w:val="right"/>
             </w:pPr>
             <w:r>
-              <w:t xml:space="preserve">32</w:t>
+              <w:t xml:space="preserve">37</w:t>
             </w:r>
           </w:p>
         </w:tc>
@@ -6944,7 +6938,7 @@
               <w:jc w:val="right"/>
             </w:pPr>
             <w:r>
-              <w:t xml:space="preserve">27</w:t>
+              <w:t xml:space="preserve">31</w:t>
             </w:r>
           </w:p>
         </w:tc>
@@ -7054,7 +7048,7 @@
               <w:jc w:val="right"/>
             </w:pPr>
             <w:r>
-              <w:t xml:space="preserve">16</w:t>
+              <w:t xml:space="preserve">19</w:t>
             </w:r>
           </w:p>
         </w:tc>
@@ -7164,7 +7158,7 @@
               <w:jc w:val="right"/>
             </w:pPr>
             <w:r>
-              <w:t xml:space="preserve">18</w:t>
+              <w:t xml:space="preserve">20</w:t>
             </w:r>
           </w:p>
         </w:tc>
@@ -7274,7 +7268,7 @@
               <w:jc w:val="right"/>
             </w:pPr>
             <w:r>
-              <w:t xml:space="preserve">41</w:t>
+              <w:t xml:space="preserve">47</w:t>
             </w:r>
           </w:p>
         </w:tc>
@@ -7384,7 +7378,7 @@
               <w:jc w:val="right"/>
             </w:pPr>
             <w:r>
-              <w:t xml:space="preserve">17</w:t>
+              <w:t xml:space="preserve">19</w:t>
             </w:r>
           </w:p>
         </w:tc>
@@ -7494,7 +7488,7 @@
               <w:jc w:val="right"/>
             </w:pPr>
             <w:r>
-              <w:t xml:space="preserve">33</w:t>
+              <w:t xml:space="preserve">38</w:t>
             </w:r>
           </w:p>
         </w:tc>
@@ -7604,7 +7598,7 @@
               <w:jc w:val="right"/>
             </w:pPr>
             <w:r>
-              <w:t xml:space="preserve">41</w:t>
+              <w:t xml:space="preserve">47</w:t>
             </w:r>
           </w:p>
         </w:tc>
@@ -7726,7 +7720,7 @@
               <w:jc w:val="right"/>
             </w:pPr>
             <w:r>
-              <w:t xml:space="preserve">38</w:t>
+              <w:t xml:space="preserve">44</w:t>
             </w:r>
           </w:p>
         </w:tc>
@@ -7836,7 +7830,7 @@
               <w:jc w:val="right"/>
             </w:pPr>
             <w:r>
-              <w:t xml:space="preserve">34</w:t>
+              <w:t xml:space="preserve">39</w:t>
             </w:r>
           </w:p>
         </w:tc>
@@ -7946,7 +7940,7 @@
               <w:jc w:val="right"/>
             </w:pPr>
             <w:r>
-              <w:t xml:space="preserve">28</w:t>
+              <w:t xml:space="preserve">32</w:t>
             </w:r>
           </w:p>
         </w:tc>
@@ -8074,7 +8068,7 @@
               <w:jc w:val="right"/>
             </w:pPr>
             <w:r>
-              <w:t xml:space="preserve">39</w:t>
+              <w:t xml:space="preserve">46</w:t>
             </w:r>
           </w:p>
         </w:tc>
@@ -8184,7 +8178,7 @@
               <w:jc w:val="right"/>
             </w:pPr>
             <w:r>
-              <w:t xml:space="preserve">19</w:t>
+              <w:t xml:space="preserve">22</w:t>
             </w:r>
           </w:p>
         </w:tc>
@@ -8294,7 +8288,7 @@
               <w:jc w:val="right"/>
             </w:pPr>
             <w:r>
-              <w:t xml:space="preserve">28</w:t>
+              <w:t xml:space="preserve">32</w:t>
             </w:r>
           </w:p>
         </w:tc>
@@ -8404,7 +8398,7 @@
               <w:jc w:val="right"/>
             </w:pPr>
             <w:r>
-              <w:t xml:space="preserve">68</w:t>
+              <w:t xml:space="preserve">79</w:t>
             </w:r>
           </w:p>
         </w:tc>
@@ -8514,7 +8508,7 @@
               <w:jc w:val="right"/>
             </w:pPr>
             <w:r>
-              <w:t xml:space="preserve">24</w:t>
+              <w:t xml:space="preserve">28</w:t>
             </w:r>
           </w:p>
         </w:tc>
@@ -8624,7 +8618,7 @@
               <w:jc w:val="right"/>
             </w:pPr>
             <w:r>
-              <w:t xml:space="preserve">24</w:t>
+              <w:t xml:space="preserve">27</w:t>
             </w:r>
           </w:p>
         </w:tc>
@@ -8954,7 +8948,7 @@
               <w:jc w:val="right"/>
             </w:pPr>
             <w:r>
-              <w:t xml:space="preserve">33</w:t>
+              <w:t xml:space="preserve">31</w:t>
             </w:r>
           </w:p>
         </w:tc>
@@ -9064,7 +9058,7 @@
               <w:jc w:val="right"/>
             </w:pPr>
             <w:r>
-              <w:t xml:space="preserve">90</w:t>
+              <w:t xml:space="preserve">84</w:t>
             </w:r>
           </w:p>
         </w:tc>
@@ -9174,7 +9168,7 @@
               <w:jc w:val="right"/>
             </w:pPr>
             <w:r>
-              <w:t xml:space="preserve">84</w:t>
+              <w:t xml:space="preserve">78</w:t>
             </w:r>
           </w:p>
         </w:tc>
@@ -9284,7 +9278,7 @@
               <w:jc w:val="right"/>
             </w:pPr>
             <w:r>
-              <w:t xml:space="preserve">65</w:t>
+              <w:t xml:space="preserve">60</w:t>
             </w:r>
           </w:p>
         </w:tc>
@@ -9394,7 +9388,7 @@
               <w:jc w:val="right"/>
             </w:pPr>
             <w:r>
-              <w:t xml:space="preserve">66</w:t>
+              <w:t xml:space="preserve">62</w:t>
             </w:r>
           </w:p>
         </w:tc>
@@ -9504,7 +9498,7 @@
               <w:jc w:val="right"/>
             </w:pPr>
             <w:r>
-              <w:t xml:space="preserve">90</w:t>
+              <w:t xml:space="preserve">84</w:t>
             </w:r>
           </w:p>
         </w:tc>
@@ -9614,7 +9608,7 @@
               <w:jc w:val="right"/>
             </w:pPr>
             <w:r>
-              <w:t xml:space="preserve">89</w:t>
+              <w:t xml:space="preserve">83</w:t>
             </w:r>
           </w:p>
         </w:tc>
@@ -9724,7 +9718,7 @@
               <w:jc w:val="right"/>
             </w:pPr>
             <w:r>
-              <w:t xml:space="preserve">91</w:t>
+              <w:t xml:space="preserve">85</w:t>
             </w:r>
           </w:p>
         </w:tc>
@@ -9834,7 +9828,7 @@
               <w:jc w:val="right"/>
             </w:pPr>
             <w:r>
-              <w:t xml:space="preserve">47</w:t>
+              <w:t xml:space="preserve">44</w:t>
             </w:r>
           </w:p>
         </w:tc>
@@ -9944,7 +9938,7 @@
               <w:jc w:val="right"/>
             </w:pPr>
             <w:r>
-              <w:t xml:space="preserve">52</w:t>
+              <w:t xml:space="preserve">49</w:t>
             </w:r>
           </w:p>
         </w:tc>
@@ -10087,7 +10081,7 @@
               <w:jc w:val="right"/>
             </w:pPr>
             <w:r>
-              <w:t xml:space="preserve">43</w:t>
+              <w:t xml:space="preserve">40</w:t>
             </w:r>
           </w:p>
         </w:tc>
@@ -10417,7 +10411,7 @@
               <w:jc w:val="right"/>
             </w:pPr>
             <w:r>
-              <w:t xml:space="preserve">22</w:t>
+              <w:t xml:space="preserve">19</w:t>
             </w:r>
           </w:p>
         </w:tc>
@@ -10527,7 +10521,7 @@
               <w:jc w:val="right"/>
             </w:pPr>
             <w:r>
-              <w:t xml:space="preserve">40</w:t>
+              <w:t xml:space="preserve">33</w:t>
             </w:r>
           </w:p>
         </w:tc>
@@ -10637,7 +10631,7 @@
               <w:jc w:val="right"/>
             </w:pPr>
             <w:r>
-              <w:t xml:space="preserve">31</w:t>
+              <w:t xml:space="preserve">26</w:t>
             </w:r>
           </w:p>
         </w:tc>
@@ -10747,7 +10741,7 @@
               <w:jc w:val="right"/>
             </w:pPr>
             <w:r>
-              <w:t xml:space="preserve">37</w:t>
+              <w:t xml:space="preserve">31</w:t>
             </w:r>
           </w:p>
         </w:tc>
@@ -10857,7 +10851,7 @@
               <w:jc w:val="right"/>
             </w:pPr>
             <w:r>
-              <w:t xml:space="preserve">45</w:t>
+              <w:t xml:space="preserve">37</w:t>
             </w:r>
           </w:p>
         </w:tc>
@@ -10967,7 +10961,7 @@
               <w:jc w:val="right"/>
             </w:pPr>
             <w:r>
-              <w:t xml:space="preserve">57</w:t>
+              <w:t xml:space="preserve">48</w:t>
             </w:r>
           </w:p>
         </w:tc>
@@ -11077,7 +11071,7 @@
               <w:jc w:val="right"/>
             </w:pPr>
             <w:r>
-              <w:t xml:space="preserve">45</w:t>
+              <w:t xml:space="preserve">38</w:t>
             </w:r>
           </w:p>
         </w:tc>
@@ -11187,7 +11181,7 @@
               <w:jc w:val="right"/>
             </w:pPr>
             <w:r>
-              <w:t xml:space="preserve">37</w:t>
+              <w:t xml:space="preserve">31</w:t>
             </w:r>
           </w:p>
         </w:tc>
@@ -11297,7 +11291,7 @@
               <w:jc w:val="right"/>
             </w:pPr>
             <w:r>
-              <w:t xml:space="preserve">41</w:t>
+              <w:t xml:space="preserve">34</w:t>
             </w:r>
           </w:p>
         </w:tc>
@@ -11407,7 +11401,7 @@
               <w:jc w:val="right"/>
             </w:pPr>
             <w:r>
-              <w:t xml:space="preserve">47</w:t>
+              <w:t xml:space="preserve">39</w:t>
             </w:r>
           </w:p>
         </w:tc>
@@ -11517,7 +11511,7 @@
               <w:jc w:val="right"/>
             </w:pPr>
             <w:r>
-              <w:t xml:space="preserve">75</w:t>
+              <w:t xml:space="preserve">62</w:t>
             </w:r>
           </w:p>
         </w:tc>
@@ -11627,7 +11621,7 @@
               <w:jc w:val="right"/>
             </w:pPr>
             <w:r>
-              <w:t xml:space="preserve">84</w:t>
+              <w:t xml:space="preserve">70</w:t>
             </w:r>
           </w:p>
         </w:tc>
@@ -11737,7 +11731,7 @@
               <w:jc w:val="right"/>
             </w:pPr>
             <w:r>
-              <w:t xml:space="preserve">39</w:t>
+              <w:t xml:space="preserve">32</w:t>
             </w:r>
           </w:p>
         </w:tc>
@@ -13029,31 +13023,31 @@
               <w:jc w:val="right"/>
             </w:pPr>
             <w:r>
-              <w:t xml:space="preserve">1301</w:t>
-            </w:r>
-          </w:p>
-        </w:tc>
-        <w:tc>
-          <w:tcPr/>
-          <w:p>
-            <w:pPr>
-              <w:pStyle w:val="Compact"/>
-              <w:jc w:val="right"/>
-            </w:pPr>
-            <w:r>
-              <w:t xml:space="preserve">1300</w:t>
-            </w:r>
-          </w:p>
-        </w:tc>
-        <w:tc>
-          <w:tcPr/>
-          <w:p>
-            <w:pPr>
-              <w:pStyle w:val="Compact"/>
-              <w:jc w:val="left"/>
-            </w:pPr>
-            <w:r>
-              <w:t xml:space="preserve">off by 1 (rounding)</w:t>
+              <w:t xml:space="preserve">1498</w:t>
+            </w:r>
+          </w:p>
+        </w:tc>
+        <w:tc>
+          <w:tcPr/>
+          <w:p>
+            <w:pPr>
+              <w:pStyle w:val="Compact"/>
+              <w:jc w:val="right"/>
+            </w:pPr>
+            <w:r>
+              <w:t xml:space="preserve">1500</w:t>
+            </w:r>
+          </w:p>
+        </w:tc>
+        <w:tc>
+          <w:tcPr/>
+          <w:p>
+            <w:pPr>
+              <w:pStyle w:val="Compact"/>
+              <w:jc w:val="left"/>
+            </w:pPr>
+            <w:r>
+              <w:t xml:space="preserve">off by -2 (rounding)</w:t>
             </w:r>
           </w:p>
         </w:tc>
@@ -13091,19 +13085,19 @@
               <w:jc w:val="right"/>
             </w:pPr>
             <w:r>
-              <w:t xml:space="preserve">750</w:t>
-            </w:r>
-          </w:p>
-        </w:tc>
-        <w:tc>
-          <w:tcPr/>
-          <w:p>
-            <w:pPr>
-              <w:pStyle w:val="Compact"/>
-              <w:jc w:val="right"/>
-            </w:pPr>
-            <w:r>
-              <w:t xml:space="preserve">750</w:t>
+              <w:t xml:space="preserve">700</w:t>
+            </w:r>
+          </w:p>
+        </w:tc>
+        <w:tc>
+          <w:tcPr/>
+          <w:p>
+            <w:pPr>
+              <w:pStyle w:val="Compact"/>
+              <w:jc w:val="right"/>
+            </w:pPr>
+            <w:r>
+              <w:t xml:space="preserve">700</w:t>
             </w:r>
           </w:p>
         </w:tc>
@@ -13153,19 +13147,19 @@
               <w:jc w:val="right"/>
             </w:pPr>
             <w:r>
-              <w:t xml:space="preserve">600</w:t>
-            </w:r>
-          </w:p>
-        </w:tc>
-        <w:tc>
-          <w:tcPr/>
-          <w:p>
-            <w:pPr>
-              <w:pStyle w:val="Compact"/>
-              <w:jc w:val="right"/>
-            </w:pPr>
-            <w:r>
-              <w:t xml:space="preserve">600</w:t>
+              <w:t xml:space="preserve">500</w:t>
+            </w:r>
+          </w:p>
+        </w:tc>
+        <w:tc>
+          <w:tcPr/>
+          <w:p>
+            <w:pPr>
+              <w:pStyle w:val="Compact"/>
+              <w:jc w:val="right"/>
+            </w:pPr>
+            <w:r>
+              <w:t xml:space="preserve">500</w:t>
             </w:r>
           </w:p>
         </w:tc>
@@ -13227,7 +13221,7 @@
               <w:jc w:val="right"/>
             </w:pPr>
             <w:r>
-              <w:t xml:space="preserve">700</w:t>
+              <w:t xml:space="preserve">550</w:t>
             </w:r>
           </w:p>
         </w:tc>
@@ -13264,7 +13258,7 @@
           <w:bCs/>
           <w:b/>
         </w:rPr>
-        <w:t xml:space="preserve">Total target prose-body words across the 8 parts: 6802.</w:t>
+        <w:t xml:space="preserve">Total target prose-body words across the 8 parts: 6849.</w:t>
       </w:r>
       <w:r>
         <w:t xml:space="preserve"> </w:t>
